--- a/mokdong1/2mid/word/md1s2_vocab_check_exam.docx
+++ b/mokdong1/2mid/word/md1s2_vocab_check_exam.docx
@@ -6980,7 +6980,7 @@
           <w:sz w:val="20"/>
           <w:u w:val="none"/>
         </w:rPr>
-        <w:t>7-① Practice B : 〈보기〉에서 골라 빈칸 채우기 [학교 프린트 추가분]</w:t>
+        <w:t>7-② Practice B : 〈보기〉에서 골라 빈칸 채우기 [학교 프린트 추가분]</w:t>
       </w:r>
     </w:p>
     <w:p>
@@ -7242,7 +7242,7 @@
           <w:sz w:val="20"/>
           <w:u w:val="none"/>
         </w:rPr>
-        <w:t>7-① Practice C : 우리말에 맞게 빈칸 완성 [학교 프린트 추가분]</w:t>
+        <w:t>7-② Practice C : 우리말에 맞게 빈칸 완성 [학교 프린트 추가분]</w:t>
       </w:r>
     </w:p>
     <w:p>

--- a/mokdong1/2mid/word/md1s2_vocab_check_exam.docx
+++ b/mokdong1/2mid/word/md1s2_vocab_check_exam.docx
@@ -19,10 +19,10 @@
     </w:p>
     <w:p>
       <w:pPr>
-        <w:spacing w:after="80"/>
         <w:pBdr>
           <w:bottom w:val="single" w:sz="8" w:space="2" w:color="1F3864"/>
         </w:pBdr>
+        <w:spacing w:after="80"/>
       </w:pPr>
       <w:r>
         <w:rPr>
@@ -126,9 +126,9 @@
     </w:p>
     <w:p>
       <w:pPr>
+        <w:shd w:val="clear" w:color="auto" w:fill="F1F4F9"/>
         <w:spacing w:after="30"/>
         <w:ind w:left="85"/>
-        <w:shd w:val="clear" w:color="auto" w:fill="F1F4F9"/>
       </w:pPr>
       <w:r>
         <w:rPr>
@@ -262,9 +262,9 @@
     </w:p>
     <w:p>
       <w:pPr>
+        <w:shd w:val="clear" w:color="auto" w:fill="F1F4F9"/>
         <w:spacing w:after="30"/>
         <w:ind w:left="85"/>
-        <w:shd w:val="clear" w:color="auto" w:fill="F1F4F9"/>
       </w:pPr>
       <w:r>
         <w:rPr>
@@ -398,9 +398,9 @@
     </w:p>
     <w:p>
       <w:pPr>
+        <w:shd w:val="clear" w:color="auto" w:fill="F1F4F9"/>
         <w:spacing w:after="30"/>
         <w:ind w:left="85"/>
-        <w:shd w:val="clear" w:color="auto" w:fill="F1F4F9"/>
       </w:pPr>
       <w:r>
         <w:rPr>
@@ -534,9 +534,9 @@
     </w:p>
     <w:p>
       <w:pPr>
+        <w:shd w:val="clear" w:color="auto" w:fill="F1F4F9"/>
         <w:spacing w:after="30"/>
         <w:ind w:left="85"/>
-        <w:shd w:val="clear" w:color="auto" w:fill="F1F4F9"/>
       </w:pPr>
       <w:r>
         <w:rPr>
@@ -684,9 +684,9 @@
     </w:p>
     <w:p>
       <w:pPr>
+        <w:shd w:val="clear" w:color="auto" w:fill="F1F4F9"/>
         <w:spacing w:after="30"/>
         <w:ind w:left="85"/>
-        <w:shd w:val="clear" w:color="auto" w:fill="F1F4F9"/>
       </w:pPr>
       <w:r>
         <w:rPr>
@@ -820,9 +820,9 @@
     </w:p>
     <w:p>
       <w:pPr>
+        <w:shd w:val="clear" w:color="auto" w:fill="F1F4F9"/>
         <w:spacing w:after="30"/>
         <w:ind w:left="85"/>
-        <w:shd w:val="clear" w:color="auto" w:fill="F1F4F9"/>
       </w:pPr>
       <w:r>
         <w:rPr>
@@ -956,9 +956,9 @@
     </w:p>
     <w:p>
       <w:pPr>
+        <w:shd w:val="clear" w:color="auto" w:fill="F1F4F9"/>
         <w:spacing w:after="30"/>
         <w:ind w:left="85"/>
-        <w:shd w:val="clear" w:color="auto" w:fill="F1F4F9"/>
       </w:pPr>
       <w:r>
         <w:rPr>
@@ -1124,9 +1124,9 @@
     </w:p>
     <w:p>
       <w:pPr>
+        <w:shd w:val="clear" w:color="auto" w:fill="F1F4F9"/>
         <w:spacing w:after="30"/>
         <w:ind w:left="85"/>
-        <w:shd w:val="clear" w:color="auto" w:fill="F1F4F9"/>
       </w:pPr>
       <w:r>
         <w:rPr>
@@ -1362,9 +1362,9 @@
     </w:p>
     <w:p>
       <w:pPr>
+        <w:shd w:val="clear" w:color="auto" w:fill="F1F4F9"/>
         <w:spacing w:after="30"/>
         <w:ind w:left="85"/>
-        <w:shd w:val="clear" w:color="auto" w:fill="F1F4F9"/>
       </w:pPr>
       <w:r>
         <w:rPr>
@@ -1600,9 +1600,9 @@
     </w:p>
     <w:p>
       <w:pPr>
+        <w:shd w:val="clear" w:color="auto" w:fill="F1F4F9"/>
         <w:spacing w:after="30"/>
         <w:ind w:left="85"/>
-        <w:shd w:val="clear" w:color="auto" w:fill="F1F4F9"/>
       </w:pPr>
       <w:r>
         <w:rPr>
@@ -1786,9 +1786,9 @@
     </w:p>
     <w:p>
       <w:pPr>
+        <w:shd w:val="clear" w:color="auto" w:fill="F1F4F9"/>
         <w:spacing w:after="30"/>
         <w:ind w:left="85"/>
-        <w:shd w:val="clear" w:color="auto" w:fill="F1F4F9"/>
       </w:pPr>
       <w:r>
         <w:rPr>
@@ -2222,9 +2222,9 @@
     </w:p>
     <w:p>
       <w:pPr>
+        <w:shd w:val="clear" w:color="auto" w:fill="F1F4F9"/>
         <w:spacing w:after="30"/>
         <w:ind w:left="85"/>
-        <w:shd w:val="clear" w:color="auto" w:fill="F1F4F9"/>
       </w:pPr>
       <w:r>
         <w:rPr>
@@ -2535,9 +2535,9 @@
     </w:p>
     <w:p>
       <w:pPr>
+        <w:shd w:val="clear" w:color="auto" w:fill="F1F4F9"/>
         <w:spacing w:after="30"/>
         <w:ind w:left="85"/>
-        <w:shd w:val="clear" w:color="auto" w:fill="F1F4F9"/>
       </w:pPr>
       <w:r>
         <w:rPr>
@@ -2971,9 +2971,9 @@
     </w:p>
     <w:p>
       <w:pPr>
+        <w:shd w:val="clear" w:color="auto" w:fill="F1F4F9"/>
         <w:spacing w:after="30"/>
         <w:ind w:left="85"/>
-        <w:shd w:val="clear" w:color="auto" w:fill="F1F4F9"/>
       </w:pPr>
       <w:r>
         <w:rPr>
@@ -3302,9 +3302,9 @@
     </w:p>
     <w:p>
       <w:pPr>
+        <w:shd w:val="clear" w:color="auto" w:fill="F1F4F9"/>
         <w:spacing w:after="30"/>
         <w:ind w:left="85"/>
-        <w:shd w:val="clear" w:color="auto" w:fill="F1F4F9"/>
       </w:pPr>
       <w:r>
         <w:rPr>
@@ -3641,9 +3641,9 @@
     </w:p>
     <w:p>
       <w:pPr>
+        <w:shd w:val="clear" w:color="auto" w:fill="F1F4F9"/>
         <w:spacing w:after="30"/>
         <w:ind w:left="85"/>
-        <w:shd w:val="clear" w:color="auto" w:fill="F1F4F9"/>
       </w:pPr>
       <w:r>
         <w:rPr>
@@ -3897,9 +3897,9 @@
     </w:p>
     <w:p>
       <w:pPr>
+        <w:shd w:val="clear" w:color="auto" w:fill="F1F4F9"/>
         <w:spacing w:after="30"/>
         <w:ind w:left="85"/>
-        <w:shd w:val="clear" w:color="auto" w:fill="F1F4F9"/>
       </w:pPr>
       <w:r>
         <w:rPr>
@@ -4167,9 +4167,9 @@
     </w:p>
     <w:p>
       <w:pPr>
+        <w:shd w:val="clear" w:color="auto" w:fill="F1F4F9"/>
         <w:spacing w:after="30"/>
         <w:ind w:left="85"/>
-        <w:shd w:val="clear" w:color="auto" w:fill="F1F4F9"/>
       </w:pPr>
       <w:r>
         <w:rPr>
@@ -4363,9 +4363,9 @@
     </w:p>
     <w:p>
       <w:pPr>
+        <w:shd w:val="clear" w:color="auto" w:fill="F1F4F9"/>
         <w:spacing w:after="30"/>
         <w:ind w:left="85"/>
-        <w:shd w:val="clear" w:color="auto" w:fill="F1F4F9"/>
       </w:pPr>
       <w:r>
         <w:rPr>
@@ -4634,9 +4634,9 @@
     </w:p>
     <w:p>
       <w:pPr>
+        <w:shd w:val="clear" w:color="auto" w:fill="F1F4F9"/>
         <w:spacing w:after="30"/>
         <w:ind w:left="85"/>
-        <w:shd w:val="clear" w:color="auto" w:fill="F1F4F9"/>
       </w:pPr>
       <w:r>
         <w:rPr>
@@ -4883,9 +4883,9 @@
     </w:p>
     <w:p>
       <w:pPr>
+        <w:shd w:val="clear" w:color="auto" w:fill="F1F4F9"/>
         <w:spacing w:after="30"/>
         <w:ind w:left="85"/>
-        <w:shd w:val="clear" w:color="auto" w:fill="F1F4F9"/>
       </w:pPr>
       <w:r>
         <w:rPr>
@@ -5073,9 +5073,9 @@
     </w:p>
     <w:p>
       <w:pPr>
+        <w:shd w:val="clear" w:color="auto" w:fill="F1F4F9"/>
         <w:spacing w:after="30"/>
         <w:ind w:left="85"/>
-        <w:shd w:val="clear" w:color="auto" w:fill="F1F4F9"/>
       </w:pPr>
       <w:r>
         <w:rPr>
@@ -5263,9 +5263,9 @@
     </w:p>
     <w:p>
       <w:pPr>
+        <w:shd w:val="clear" w:color="auto" w:fill="F1F4F9"/>
         <w:spacing w:after="30"/>
         <w:ind w:left="85"/>
-        <w:shd w:val="clear" w:color="auto" w:fill="F1F4F9"/>
       </w:pPr>
       <w:r>
         <w:rPr>
@@ -5467,9 +5467,9 @@
     </w:p>
     <w:p>
       <w:pPr>
+        <w:shd w:val="clear" w:color="auto" w:fill="F1F4F9"/>
         <w:spacing w:after="30"/>
         <w:ind w:left="85"/>
-        <w:shd w:val="clear" w:color="auto" w:fill="F1F4F9"/>
       </w:pPr>
       <w:r>
         <w:rPr>
@@ -5828,9 +5828,9 @@
     </w:p>
     <w:p>
       <w:pPr>
+        <w:shd w:val="clear" w:color="auto" w:fill="F1F4F9"/>
         <w:spacing w:after="30"/>
         <w:ind w:left="85"/>
-        <w:shd w:val="clear" w:color="auto" w:fill="F1F4F9"/>
       </w:pPr>
       <w:r>
         <w:rPr>
@@ -6095,9 +6095,9 @@
     </w:p>
     <w:p>
       <w:pPr>
+        <w:shd w:val="clear" w:color="auto" w:fill="F1F4F9"/>
         <w:spacing w:after="30"/>
         <w:ind w:left="85"/>
-        <w:shd w:val="clear" w:color="auto" w:fill="F1F4F9"/>
       </w:pPr>
       <w:r>
         <w:rPr>
@@ -6339,9 +6339,9 @@
     </w:p>
     <w:p>
       <w:pPr>
+        <w:shd w:val="clear" w:color="auto" w:fill="F1F4F9"/>
         <w:spacing w:after="30"/>
         <w:ind w:left="85"/>
-        <w:shd w:val="clear" w:color="auto" w:fill="F1F4F9"/>
       </w:pPr>
       <w:r>
         <w:rPr>
@@ -6565,9 +6565,9 @@
     </w:p>
     <w:p>
       <w:pPr>
+        <w:shd w:val="clear" w:color="auto" w:fill="F1F4F9"/>
         <w:spacing w:after="30"/>
         <w:ind w:left="85"/>
-        <w:shd w:val="clear" w:color="auto" w:fill="F1F4F9"/>
       </w:pPr>
       <w:r>
         <w:rPr>
@@ -6805,9 +6805,9 @@
     </w:p>
     <w:p>
       <w:pPr>
+        <w:shd w:val="clear" w:color="auto" w:fill="F1F4F9"/>
         <w:spacing w:after="30"/>
         <w:ind w:left="85"/>
-        <w:shd w:val="clear" w:color="auto" w:fill="F1F4F9"/>
       </w:pPr>
       <w:r>
         <w:rPr>
@@ -7040,9 +7040,9 @@
     </w:p>
     <w:p>
       <w:pPr>
+        <w:shd w:val="clear" w:color="auto" w:fill="F1F4F9"/>
         <w:spacing w:after="30"/>
         <w:ind w:left="85"/>
-        <w:shd w:val="clear" w:color="auto" w:fill="F1F4F9"/>
       </w:pPr>
       <w:r>
         <w:rPr>
@@ -7289,9 +7289,9 @@
     </w:p>
     <w:p>
       <w:pPr>
+        <w:shd w:val="clear" w:color="auto" w:fill="F1F4F9"/>
         <w:spacing w:after="30"/>
         <w:ind w:left="85"/>
-        <w:shd w:val="clear" w:color="auto" w:fill="F1F4F9"/>
       </w:pPr>
       <w:r>
         <w:rPr>
@@ -7563,9 +7563,9 @@
     </w:p>
     <w:p>
       <w:pPr>
+        <w:shd w:val="clear" w:color="auto" w:fill="F1F4F9"/>
         <w:spacing w:after="30"/>
         <w:ind w:left="85"/>
-        <w:shd w:val="clear" w:color="auto" w:fill="F1F4F9"/>
       </w:pPr>
       <w:r>
         <w:rPr>
@@ -7837,9 +7837,9 @@
     </w:p>
     <w:p>
       <w:pPr>
+        <w:shd w:val="clear" w:color="auto" w:fill="F1F4F9"/>
         <w:spacing w:after="30"/>
         <w:ind w:left="85"/>
-        <w:shd w:val="clear" w:color="auto" w:fill="F1F4F9"/>
       </w:pPr>
       <w:r>
         <w:rPr>
@@ -8046,8 +8046,8 @@
           <w:type w:val="continuous"/>
           <w:pgSz w:w="11906" w:h="16838"/>
           <w:pgMar w:top="680" w:right="794" w:bottom="624" w:left="794" w:header="720" w:footer="720" w:gutter="0"/>
+          <w:cols w:num="2" w:space="396" w:sep="1"/>
           <w:docGrid w:linePitch="360"/>
-          <w:cols w:num="2" w:space="396" w:sep="1"/>
         </w:sectPr>
       </w:pPr>
     </w:p>
@@ -9021,8 +9021,8 @@
     <w:sectPr>
       <w:pgSz w:w="11906" w:h="16838"/>
       <w:pgMar w:top="680" w:right="794" w:bottom="624" w:left="794" w:header="720" w:footer="720" w:gutter="0"/>
+      <w:cols w:num="1" w:space="396"/>
       <w:docGrid w:linePitch="360"/>
-      <w:cols w:num="1" w:space="396"/>
     </w:sectPr>
   </w:body>
 </w:document>
